--- a/arquivos/Metalurgica_Portal_do_Cerrado_Custos_MC_Enunciado.docx
+++ b/arquivos/Metalurgica_Portal_do_Cerrado_Custos_MC_Enunciado.docx
@@ -1814,7 +1814,7 @@
         <w:spacing w:after="120"/>
       </w:pPr>
       <w:r>
-        <w:t xml:space="preserve">a) Classifique cada gasto da metalúrgica em custo fixo, custo variável, despesa fixa ou despesa variável. Qual a margem de contribuição unitária e total de cada produto/serviço?</w:t>
+        <w:t>a) Classifique cada gasto da metalúrgica em custo fixo, custo variável, despesa fixa ou despesa variável. Qual a margem de contribuição unitária e total de cada produto/serviço? Em seguida, elabore a DRE gerencial (custeio variável), por produto e total.</w:t>
       </w:r>
     </w:p>
     <w:p>

--- a/arquivos/Metalurgica_Portal_do_Cerrado_Custos_MC_Enunciado.docx
+++ b/arquivos/Metalurgica_Portal_do_Cerrado_Custos_MC_Enunciado.docx
@@ -1457,7 +1457,7 @@
                 <w:i w:val="false"/>
                 <w:iCs w:val="false"/>
               </w:rPr>
-              <w:t xml:space="preserve">Depreciação da máquina de corte a plasma (equipamento $ 800.000, vida útil 10 anos)</w:t>
+              <w:t>Depreciação da máquina de corte a plasma (equipamento $ 800.000, vida útil 10 anos, taxa de depreciação de 10% a.a.)</w:t>
             </w:r>
           </w:p>
         </w:tc>
@@ -1509,7 +1509,7 @@
                 <w:i w:val="false"/>
                 <w:iCs w:val="false"/>
               </w:rPr>
-              <w:t xml:space="preserve">Depreciação das máquinas de solda (equipamento $ 300.000, vida útil 10 anos)</w:t>
+              <w:t>Depreciação das máquinas de solda (equipamento $ 300.000, vida útil 10 anos, taxa de depreciação de 10% a.a.)</w:t>
             </w:r>
           </w:p>
         </w:tc>
@@ -1717,7 +1717,7 @@
                 <w:i w:val="false"/>
                 <w:iCs w:val="false"/>
               </w:rPr>
-              <w:t xml:space="preserve">Depreciação de móveis e computadores administrativos (equipamento $ 60.000, vida útil 10 anos)</w:t>
+              <w:t>Depreciação de móveis e computadores administrativos (equipamento $ 60.000, vida útil 10 anos, taxa de depreciação de 10% a.a.)</w:t>
             </w:r>
           </w:p>
         </w:tc>

--- a/arquivos/Metalurgica_Portal_do_Cerrado_Custos_MC_Enunciado.docx
+++ b/arquivos/Metalurgica_Portal_do_Cerrado_Custos_MC_Enunciado.docx
@@ -1838,7 +1838,7 @@
         <w:spacing w:after="120"/>
       </w:pPr>
       <w:r>
-        <w:t xml:space="preserve">d) Qual o ponto de equilíbrio da metalúrgica, em número de peças/projetos por ano, considerando o mix atual? O volume efetivamente vendido no ano (800 + 1.200 + 40 = 2.040) está acima ou abaixo desse ponto? (Calcule sem considerar a restrição de capacidade da letra c.)</w:t>
+        <w:t>d) Qual o ponto de equilíbrio da metalúrgica, em número de peças/projetos por ano, considerando o mix atual? Quantas unidades/projetos de cada produto/serviço ele representa? Considerando o volume efetivamente vendido no ano (800 + 1.200 + 40 = 2.040), qual a margem de segurança, em unidades/projetos e em percentual? (Calcule sem considerar a restrição de capacidade da letra c.)</w:t>
       </w:r>
     </w:p>
     <w:p>
